--- a/docs/Research_Paper.docx
+++ b/docs/Research_Paper.docx
@@ -4641,10 +4641,10 @@
         </w:rPr>
         <w:lastRenderedPageBreak/>
         <w:drawing>
-          <wp:inline distT="0" distB="0" distL="0" distR="0" wp14:anchorId="00819A42" wp14:editId="173E9869">
-            <wp:extent cx="5731510" cy="3199130"/>
-            <wp:effectExtent l="0" t="0" r="2540" b="1270"/>
-            <wp:docPr id="352517281" name="Picture 2"/>
+          <wp:inline distT="0" distB="0" distL="0" distR="0" wp14:anchorId="2FAEA8C5" wp14:editId="5907CCC3">
+            <wp:extent cx="5731510" cy="5151755"/>
+            <wp:effectExtent l="0" t="0" r="2540" b="0"/>
+            <wp:docPr id="782840748" name="Picture 1"/>
             <wp:cNvGraphicFramePr>
               <a:graphicFrameLocks xmlns:a="http://schemas.openxmlformats.org/drawingml/2006/main" noChangeAspect="1"/>
             </wp:cNvGraphicFramePr>
@@ -4652,11 +4652,11 @@
               <a:graphicData uri="http://schemas.openxmlformats.org/drawingml/2006/picture">
                 <pic:pic xmlns:pic="http://schemas.openxmlformats.org/drawingml/2006/picture">
                   <pic:nvPicPr>
-                    <pic:cNvPr id="352517281" name="Picture 352517281"/>
+                    <pic:cNvPr id="782840748" name="Picture 782840748"/>
                     <pic:cNvPicPr/>
                   </pic:nvPicPr>
                   <pic:blipFill>
-                    <a:blip r:embed="rId5" cstate="print">
+                    <a:blip r:embed="rId5">
                       <a:extLst>
                         <a:ext uri="{28A0092B-C50C-407E-A947-70E740481C1C}">
                           <a14:useLocalDpi xmlns:a14="http://schemas.microsoft.com/office/drawing/2010/main" val="0"/>
@@ -4670,7 +4670,7 @@
                   <pic:spPr>
                     <a:xfrm>
                       <a:off x="0" y="0"/>
-                      <a:ext cx="5731510" cy="3199130"/>
+                      <a:ext cx="5731510" cy="5151755"/>
                     </a:xfrm>
                     <a:prstGeom prst="rect">
                       <a:avLst/>
@@ -4961,7 +4961,16 @@
           <w:sz w:val="28"/>
           <w:szCs w:val="28"/>
         </w:rPr>
-        <w:t xml:space="preserve">: Rather than searching the vector database with noisy raw narrative text, the extracted entity arrays are concatenated to form precise search queries. These queries execute similarity searches against a </w:t>
+        <w:t xml:space="preserve">: Rather than searching the vector database with noisy raw narrative text, the extracted entity arrays are concatenated to form precise search queries. These queries </w:t>
+      </w:r>
+      <w:r>
+        <w:rPr>
+          <w:rFonts w:ascii="Times New Roman" w:hAnsi="Times New Roman" w:cs="Times New Roman"/>
+          <w:sz w:val="28"/>
+          <w:szCs w:val="28"/>
+        </w:rPr>
+        <w:lastRenderedPageBreak/>
+        <w:t xml:space="preserve">execute similarity searches against a </w:t>
       </w:r>
       <w:proofErr w:type="spellStart"/>
       <w:r>
@@ -5082,16 +5091,7 @@
           <w:sz w:val="28"/>
           <w:szCs w:val="28"/>
         </w:rPr>
-        <w:t xml:space="preserve"> medical passages. Operating under a strict clinical system prompt, Llama 3 synthesizes differential diagnoses, recommended </w:t>
-      </w:r>
-      <w:r>
-        <w:rPr>
-          <w:rFonts w:ascii="Times New Roman" w:hAnsi="Times New Roman" w:cs="Times New Roman"/>
-          <w:sz w:val="28"/>
-          <w:szCs w:val="28"/>
-        </w:rPr>
-        <w:lastRenderedPageBreak/>
-        <w:t xml:space="preserve">follow-up diagnostic procedures, and therapeutic rationales, enforcing explicit back-referenced citations to the retrieved literature. </w:t>
+        <w:t xml:space="preserve"> medical passages. Operating under a strict clinical system prompt, Llama 3 synthesizes differential diagnoses, recommended follow-up diagnostic procedures, and therapeutic rationales, enforcing explicit back-referenced citations to the retrieved literature. </w:t>
       </w:r>
     </w:p>
     <w:p>
@@ -6061,16 +6061,7 @@
           <w:sz w:val="28"/>
           <w:szCs w:val="28"/>
         </w:rPr>
-        <w:t xml:space="preserve">To evaluate the system under real-world clinical conditions, anonymized medical transcription notes were sourced from Kaggle's Medical Transcriptions dataset. This dataset reflects the non-standardized phrasing, typographical variations, shorthand notation, and complex clinical narratives typical of </w:t>
-      </w:r>
-      <w:r>
-        <w:rPr>
-          <w:rFonts w:ascii="Times New Roman" w:hAnsi="Times New Roman" w:cs="Times New Roman"/>
-          <w:sz w:val="28"/>
-          <w:szCs w:val="28"/>
-        </w:rPr>
-        <w:lastRenderedPageBreak/>
-        <w:t xml:space="preserve">electronic health records. These clinical notes serve as test inputs to evaluate the </w:t>
+        <w:t xml:space="preserve">To evaluate the system under real-world clinical conditions, anonymized medical transcription notes were sourced from Kaggle's Medical Transcriptions dataset. This dataset reflects the non-standardized phrasing, typographical variations, shorthand notation, and complex clinical narratives typical of electronic health records. These clinical notes serve as test inputs to evaluate the </w:t>
       </w:r>
       <w:proofErr w:type="spellStart"/>
       <w:r>
@@ -6478,6 +6469,7 @@
           <w:sz w:val="28"/>
           <w:szCs w:val="28"/>
         </w:rPr>
+        <w:lastRenderedPageBreak/>
         <w:t>"presenting"</w:t>
       </w:r>
       <w:r>
@@ -7051,7 +7043,6 @@
           <w:sz w:val="28"/>
           <w:szCs w:val="28"/>
         </w:rPr>
-        <w:lastRenderedPageBreak/>
         <w:t xml:space="preserve">The filtered sequence </w:t>
       </w:r>
       <m:oMath>
@@ -8048,6 +8039,7 @@
               <w:sz w:val="28"/>
               <w:szCs w:val="28"/>
             </w:rPr>
+            <w:lastRenderedPageBreak/>
             <m:t>TF-IDF</m:t>
           </m:r>
           <m:d>
@@ -8377,16 +8369,7 @@
           <w:sz w:val="28"/>
           <w:szCs w:val="28"/>
         </w:rPr>
-        <w:t xml:space="preserve">-dimensional contextual </w:t>
-      </w:r>
-      <w:r>
-        <w:rPr>
-          <w:rFonts w:ascii="Times New Roman" w:hAnsi="Times New Roman" w:cs="Times New Roman"/>
-          <w:sz w:val="28"/>
-          <w:szCs w:val="28"/>
-        </w:rPr>
-        <w:lastRenderedPageBreak/>
-        <w:t xml:space="preserve">embedding vectors for each subword token. BioBERT's pre-training on PubMed abstracts enables the model to resolve domain-specific biomedical semantics, enabling precise token classification under the IOB (Inside-Outside-Beginning) tagging scheme. </w:t>
+        <w:t xml:space="preserve">-dimensional contextual embedding vectors for each subword token. BioBERT's pre-training on PubMed abstracts enables the model to resolve domain-specific biomedical semantics, enabling precise token classification under the IOB (Inside-Outside-Beginning) tagging scheme. </w:t>
       </w:r>
     </w:p>
     <w:p>
@@ -8685,7 +8668,6 @@
               </m:r>
             </m:e>
             <m:sub>
-              <w:proofErr w:type="spellStart"/>
               <m:r>
                 <m:rPr>
                   <m:nor/>
@@ -8697,7 +8679,6 @@
                 </w:rPr>
                 <m:t>MiniLM</m:t>
               </m:r>
-              <w:proofErr w:type="spellEnd"/>
             </m:sub>
           </m:sSub>
           <m:d>
@@ -10009,6 +9990,7 @@
           <w:sz w:val="28"/>
           <w:szCs w:val="28"/>
         </w:rPr>
+        <w:lastRenderedPageBreak/>
         <w:t>Medications</w:t>
       </w:r>
       <w:r>
@@ -10317,7 +10299,6 @@
           <w:sz w:val="28"/>
           <w:szCs w:val="28"/>
         </w:rPr>
-        <w:lastRenderedPageBreak/>
         <w:t>Data Schema A: Extracted Entity Exchange Format (NER to Retrieval Interface)</w:t>
       </w:r>
     </w:p>
@@ -10829,10 +10810,10 @@
         </w:rPr>
         <w:lastRenderedPageBreak/>
         <w:drawing>
-          <wp:inline distT="0" distB="0" distL="0" distR="0" wp14:anchorId="7BD0C6D9" wp14:editId="6EEA30B8">
-            <wp:extent cx="5731510" cy="2877820"/>
+          <wp:inline distT="0" distB="0" distL="0" distR="0" wp14:anchorId="69B9F224" wp14:editId="01C9321D">
+            <wp:extent cx="5731510" cy="3869690"/>
             <wp:effectExtent l="0" t="0" r="2540" b="0"/>
-            <wp:docPr id="581133414" name="Picture 1"/>
+            <wp:docPr id="1409234505" name="Picture 2"/>
             <wp:cNvGraphicFramePr>
               <a:graphicFrameLocks xmlns:a="http://schemas.openxmlformats.org/drawingml/2006/main" noChangeAspect="1"/>
             </wp:cNvGraphicFramePr>
@@ -10840,11 +10821,11 @@
               <a:graphicData uri="http://schemas.openxmlformats.org/drawingml/2006/picture">
                 <pic:pic xmlns:pic="http://schemas.openxmlformats.org/drawingml/2006/picture">
                   <pic:nvPicPr>
-                    <pic:cNvPr id="581133414" name="Picture 581133414"/>
+                    <pic:cNvPr id="1409234505" name="Picture 1409234505"/>
                     <pic:cNvPicPr/>
                   </pic:nvPicPr>
                   <pic:blipFill>
-                    <a:blip r:embed="rId6" cstate="print">
+                    <a:blip r:embed="rId6">
                       <a:extLst>
                         <a:ext uri="{28A0092B-C50C-407E-A947-70E740481C1C}">
                           <a14:useLocalDpi xmlns:a14="http://schemas.microsoft.com/office/drawing/2010/main" val="0"/>
@@ -10858,7 +10839,7 @@
                   <pic:spPr>
                     <a:xfrm>
                       <a:off x="0" y="0"/>
-                      <a:ext cx="5731510" cy="2877820"/>
+                      <a:ext cx="5731510" cy="3869690"/>
                     </a:xfrm>
                     <a:prstGeom prst="rect">
                       <a:avLst/>
@@ -10870,6 +10851,614 @@
           </wp:inline>
         </w:drawing>
       </w:r>
+    </w:p>
+    <w:p>
+      <w:pPr>
+        <w:rPr>
+          <w:rFonts w:ascii="Times New Roman" w:hAnsi="Times New Roman" w:cs="Times New Roman"/>
+          <w:sz w:val="28"/>
+          <w:szCs w:val="28"/>
+        </w:rPr>
+      </w:pPr>
+    </w:p>
+    <w:p>
+      <w:pPr>
+        <w:rPr>
+          <w:rFonts w:ascii="Times New Roman" w:hAnsi="Times New Roman" w:cs="Times New Roman"/>
+          <w:b/>
+          <w:bCs/>
+          <w:sz w:val="28"/>
+          <w:szCs w:val="28"/>
+        </w:rPr>
+      </w:pPr>
+      <w:r>
+        <w:rPr>
+          <w:rFonts w:ascii="Times New Roman" w:hAnsi="Times New Roman" w:cs="Times New Roman"/>
+          <w:b/>
+          <w:bCs/>
+          <w:sz w:val="28"/>
+          <w:szCs w:val="28"/>
+        </w:rPr>
+        <w:t>4</w:t>
+      </w:r>
+      <w:r>
+        <w:rPr>
+          <w:rFonts w:ascii="Times New Roman" w:hAnsi="Times New Roman" w:cs="Times New Roman"/>
+          <w:b/>
+          <w:bCs/>
+          <w:sz w:val="28"/>
+          <w:szCs w:val="28"/>
+        </w:rPr>
+        <w:t>.</w:t>
+      </w:r>
+      <w:r>
+        <w:rPr>
+          <w:rFonts w:ascii="Times New Roman" w:hAnsi="Times New Roman" w:cs="Times New Roman"/>
+          <w:b/>
+          <w:bCs/>
+          <w:sz w:val="28"/>
+          <w:szCs w:val="28"/>
+        </w:rPr>
+        <w:t xml:space="preserve"> </w:t>
+      </w:r>
+      <w:r>
+        <w:rPr>
+          <w:rFonts w:ascii="Times New Roman" w:hAnsi="Times New Roman" w:cs="Times New Roman"/>
+          <w:b/>
+          <w:bCs/>
+          <w:sz w:val="28"/>
+          <w:szCs w:val="28"/>
+        </w:rPr>
+        <w:t>COMPAR</w:t>
+      </w:r>
+      <w:r>
+        <w:rPr>
+          <w:rFonts w:ascii="Times New Roman" w:hAnsi="Times New Roman" w:cs="Times New Roman"/>
+          <w:b/>
+          <w:bCs/>
+          <w:sz w:val="28"/>
+          <w:szCs w:val="28"/>
+        </w:rPr>
+        <w:t>ATIVE ANALYSIS</w:t>
+      </w:r>
+    </w:p>
+    <w:p>
+      <w:pPr>
+        <w:rPr>
+          <w:rFonts w:ascii="Times New Roman" w:hAnsi="Times New Roman" w:cs="Times New Roman"/>
+          <w:b/>
+          <w:bCs/>
+          <w:sz w:val="28"/>
+          <w:szCs w:val="28"/>
+        </w:rPr>
+      </w:pPr>
+      <w:r>
+        <w:rPr>
+          <w:rFonts w:ascii="Times New Roman" w:hAnsi="Times New Roman" w:cs="Times New Roman"/>
+          <w:b/>
+          <w:bCs/>
+          <w:sz w:val="28"/>
+          <w:szCs w:val="28"/>
+        </w:rPr>
+        <w:t xml:space="preserve">4.1 </w:t>
+      </w:r>
+      <w:proofErr w:type="spellStart"/>
+      <w:r>
+        <w:rPr>
+          <w:rFonts w:ascii="Times New Roman" w:hAnsi="Times New Roman" w:cs="Times New Roman"/>
+          <w:b/>
+          <w:bCs/>
+          <w:sz w:val="28"/>
+          <w:szCs w:val="28"/>
+        </w:rPr>
+        <w:t>ClinicaRAG</w:t>
+      </w:r>
+      <w:proofErr w:type="spellEnd"/>
+      <w:r>
+        <w:rPr>
+          <w:rFonts w:ascii="Times New Roman" w:hAnsi="Times New Roman" w:cs="Times New Roman"/>
+          <w:b/>
+          <w:bCs/>
+          <w:sz w:val="28"/>
+          <w:szCs w:val="28"/>
+        </w:rPr>
+        <w:t xml:space="preserve"> Standalone Evaluation Benchmark</w:t>
+      </w:r>
+    </w:p>
+    <w:p>
+      <w:pPr>
+        <w:jc w:val="both"/>
+        <w:rPr>
+          <w:rFonts w:ascii="Times New Roman" w:hAnsi="Times New Roman" w:cs="Times New Roman"/>
+          <w:sz w:val="28"/>
+          <w:szCs w:val="28"/>
+        </w:rPr>
+      </w:pPr>
+      <w:r>
+        <w:rPr>
+          <w:noProof/>
+        </w:rPr>
+        <w:drawing>
+          <wp:inline distT="0" distB="0" distL="0" distR="0" wp14:anchorId="34CAA4A8" wp14:editId="1B4A9A23">
+            <wp:extent cx="5731510" cy="2094865"/>
+            <wp:effectExtent l="0" t="0" r="2540" b="635"/>
+            <wp:docPr id="90437401" name="Picture 1"/>
+            <wp:cNvGraphicFramePr>
+              <a:graphicFrameLocks xmlns:a="http://schemas.openxmlformats.org/drawingml/2006/main" noChangeAspect="1"/>
+            </wp:cNvGraphicFramePr>
+            <a:graphic xmlns:a="http://schemas.openxmlformats.org/drawingml/2006/main">
+              <a:graphicData uri="http://schemas.openxmlformats.org/drawingml/2006/picture">
+                <pic:pic xmlns:pic="http://schemas.openxmlformats.org/drawingml/2006/picture">
+                  <pic:nvPicPr>
+                    <pic:cNvPr id="90437401" name=""/>
+                    <pic:cNvPicPr/>
+                  </pic:nvPicPr>
+                  <pic:blipFill>
+                    <a:blip r:embed="rId7"/>
+                    <a:stretch>
+                      <a:fillRect/>
+                    </a:stretch>
+                  </pic:blipFill>
+                  <pic:spPr>
+                    <a:xfrm>
+                      <a:off x="0" y="0"/>
+                      <a:ext cx="5731510" cy="2094865"/>
+                    </a:xfrm>
+                    <a:prstGeom prst="rect">
+                      <a:avLst/>
+                    </a:prstGeom>
+                  </pic:spPr>
+                </pic:pic>
+              </a:graphicData>
+            </a:graphic>
+          </wp:inline>
+        </w:drawing>
+      </w:r>
+    </w:p>
+    <w:p>
+      <w:pPr>
+        <w:jc w:val="both"/>
+        <w:rPr>
+          <w:rFonts w:ascii="Times New Roman" w:hAnsi="Times New Roman" w:cs="Times New Roman"/>
+          <w:sz w:val="28"/>
+          <w:szCs w:val="28"/>
+        </w:rPr>
+      </w:pPr>
+      <w:r>
+        <w:rPr>
+          <w:rFonts w:ascii="Times New Roman" w:hAnsi="Times New Roman" w:cs="Times New Roman"/>
+          <w:sz w:val="28"/>
+          <w:szCs w:val="28"/>
+        </w:rPr>
+        <w:t xml:space="preserve">This table provides a comprehensive quantitative breakdown of the </w:t>
+      </w:r>
+      <w:proofErr w:type="spellStart"/>
+      <w:r>
+        <w:rPr>
+          <w:rFonts w:ascii="Times New Roman" w:hAnsi="Times New Roman" w:cs="Times New Roman"/>
+          <w:sz w:val="28"/>
+          <w:szCs w:val="28"/>
+        </w:rPr>
+        <w:t>ClinicaRAG</w:t>
+      </w:r>
+      <w:proofErr w:type="spellEnd"/>
+      <w:r>
+        <w:rPr>
+          <w:rFonts w:ascii="Times New Roman" w:hAnsi="Times New Roman" w:cs="Times New Roman"/>
+          <w:sz w:val="28"/>
+          <w:szCs w:val="28"/>
+        </w:rPr>
+        <w:t xml:space="preserve"> subsystem and its end-to-end execution across four distinct architectural stages. It details the specific performance of </w:t>
+      </w:r>
+      <w:proofErr w:type="spellStart"/>
+      <w:r>
+        <w:rPr>
+          <w:rFonts w:ascii="Times New Roman" w:hAnsi="Times New Roman" w:cs="Times New Roman"/>
+          <w:sz w:val="28"/>
+          <w:szCs w:val="28"/>
+        </w:rPr>
+        <w:t>BioBERT</w:t>
+      </w:r>
+      <w:proofErr w:type="spellEnd"/>
+      <w:r>
+        <w:rPr>
+          <w:rFonts w:ascii="Times New Roman" w:hAnsi="Times New Roman" w:cs="Times New Roman"/>
+          <w:sz w:val="28"/>
+          <w:szCs w:val="28"/>
+        </w:rPr>
+        <w:t xml:space="preserve"> NER, </w:t>
+      </w:r>
+      <w:proofErr w:type="spellStart"/>
+      <w:r>
+        <w:rPr>
+          <w:rFonts w:ascii="Times New Roman" w:hAnsi="Times New Roman" w:cs="Times New Roman"/>
+          <w:sz w:val="28"/>
+          <w:szCs w:val="28"/>
+        </w:rPr>
+        <w:t>ChromaDB</w:t>
+      </w:r>
+      <w:proofErr w:type="spellEnd"/>
+      <w:r>
+        <w:rPr>
+          <w:rFonts w:ascii="Times New Roman" w:hAnsi="Times New Roman" w:cs="Times New Roman"/>
+          <w:sz w:val="28"/>
+          <w:szCs w:val="28"/>
+        </w:rPr>
+        <w:t xml:space="preserve"> Retrieval, and the Llama 3 (8B) Synthesis engine using Accuracy, Recall, F1 Score, and Prediction Probability. The data highlights how deploying </w:t>
+      </w:r>
+      <w:proofErr w:type="spellStart"/>
+      <w:r>
+        <w:rPr>
+          <w:rFonts w:ascii="Times New Roman" w:hAnsi="Times New Roman" w:cs="Times New Roman"/>
+          <w:sz w:val="28"/>
+          <w:szCs w:val="28"/>
+        </w:rPr>
+        <w:t>BioBERT</w:t>
+      </w:r>
+      <w:proofErr w:type="spellEnd"/>
+      <w:r>
+        <w:rPr>
+          <w:rFonts w:ascii="Times New Roman" w:hAnsi="Times New Roman" w:cs="Times New Roman"/>
+          <w:sz w:val="28"/>
+          <w:szCs w:val="28"/>
+        </w:rPr>
+        <w:t xml:space="preserve"> eliminates administrative noise to achieve up to a 95.42% Recall@1 search accuracy. </w:t>
+      </w:r>
+      <w:r>
+        <w:rPr>
+          <w:rFonts w:ascii="Times New Roman" w:hAnsi="Times New Roman" w:cs="Times New Roman"/>
+          <w:sz w:val="28"/>
+          <w:szCs w:val="28"/>
+        </w:rPr>
+        <w:lastRenderedPageBreak/>
+        <w:t>Ultimately, the fully integrated hybrid system delivers a highly calibrated, hallucination-free output with a 96.8% to 98.2% grounded match rate.</w:t>
+      </w:r>
+    </w:p>
+    <w:p>
+      <w:pPr>
+        <w:jc w:val="both"/>
+        <w:rPr>
+          <w:rFonts w:ascii="Times New Roman" w:hAnsi="Times New Roman" w:cs="Times New Roman"/>
+          <w:sz w:val="28"/>
+          <w:szCs w:val="28"/>
+        </w:rPr>
+      </w:pPr>
+      <w:r>
+        <w:rPr>
+          <w:noProof/>
+        </w:rPr>
+        <w:drawing>
+          <wp:inline distT="0" distB="0" distL="0" distR="0" wp14:anchorId="54FEB280" wp14:editId="38C075AC">
+            <wp:extent cx="5731510" cy="3275330"/>
+            <wp:effectExtent l="0" t="0" r="2540" b="1270"/>
+            <wp:docPr id="1762391196" name="Picture 1"/>
+            <wp:cNvGraphicFramePr>
+              <a:graphicFrameLocks xmlns:a="http://schemas.openxmlformats.org/drawingml/2006/main" noChangeAspect="1"/>
+            </wp:cNvGraphicFramePr>
+            <a:graphic xmlns:a="http://schemas.openxmlformats.org/drawingml/2006/main">
+              <a:graphicData uri="http://schemas.openxmlformats.org/drawingml/2006/picture">
+                <pic:pic xmlns:pic="http://schemas.openxmlformats.org/drawingml/2006/picture">
+                  <pic:nvPicPr>
+                    <pic:cNvPr id="1762391196" name="Picture 1762391196"/>
+                    <pic:cNvPicPr/>
+                  </pic:nvPicPr>
+                  <pic:blipFill>
+                    <a:blip r:embed="rId8" cstate="print">
+                      <a:extLst>
+                        <a:ext uri="{28A0092B-C50C-407E-A947-70E740481C1C}">
+                          <a14:useLocalDpi xmlns:a14="http://schemas.microsoft.com/office/drawing/2010/main" val="0"/>
+                        </a:ext>
+                      </a:extLst>
+                    </a:blip>
+                    <a:stretch>
+                      <a:fillRect/>
+                    </a:stretch>
+                  </pic:blipFill>
+                  <pic:spPr>
+                    <a:xfrm>
+                      <a:off x="0" y="0"/>
+                      <a:ext cx="5731510" cy="3275330"/>
+                    </a:xfrm>
+                    <a:prstGeom prst="rect">
+                      <a:avLst/>
+                    </a:prstGeom>
+                  </pic:spPr>
+                </pic:pic>
+              </a:graphicData>
+            </a:graphic>
+          </wp:inline>
+        </w:drawing>
+      </w:r>
+    </w:p>
+    <w:p>
+      <w:pPr>
+        <w:jc w:val="both"/>
+        <w:rPr>
+          <w:rFonts w:ascii="Times New Roman" w:hAnsi="Times New Roman" w:cs="Times New Roman"/>
+          <w:sz w:val="28"/>
+          <w:szCs w:val="28"/>
+        </w:rPr>
+      </w:pPr>
+    </w:p>
+    <w:p>
+      <w:pPr>
+        <w:rPr>
+          <w:rFonts w:ascii="Times New Roman" w:hAnsi="Times New Roman" w:cs="Times New Roman"/>
+          <w:b/>
+          <w:bCs/>
+          <w:sz w:val="28"/>
+          <w:szCs w:val="28"/>
+        </w:rPr>
+      </w:pPr>
+      <w:r>
+        <w:rPr>
+          <w:rFonts w:ascii="Times New Roman" w:hAnsi="Times New Roman" w:cs="Times New Roman"/>
+          <w:b/>
+          <w:bCs/>
+          <w:sz w:val="28"/>
+          <w:szCs w:val="28"/>
+        </w:rPr>
+        <w:t xml:space="preserve">4.2 </w:t>
+      </w:r>
+      <w:r>
+        <w:rPr>
+          <w:rFonts w:ascii="Times New Roman" w:hAnsi="Times New Roman" w:cs="Times New Roman"/>
+          <w:b/>
+          <w:bCs/>
+          <w:sz w:val="28"/>
+          <w:szCs w:val="28"/>
+        </w:rPr>
+        <w:t xml:space="preserve">Comparative Analysis </w:t>
+      </w:r>
+      <w:proofErr w:type="gramStart"/>
+      <w:r>
+        <w:rPr>
+          <w:rFonts w:ascii="Times New Roman" w:hAnsi="Times New Roman" w:cs="Times New Roman"/>
+          <w:b/>
+          <w:bCs/>
+          <w:sz w:val="28"/>
+          <w:szCs w:val="28"/>
+        </w:rPr>
+        <w:t>Of</w:t>
+      </w:r>
+      <w:proofErr w:type="gramEnd"/>
+      <w:r>
+        <w:rPr>
+          <w:rFonts w:ascii="Times New Roman" w:hAnsi="Times New Roman" w:cs="Times New Roman"/>
+          <w:b/>
+          <w:bCs/>
+          <w:sz w:val="28"/>
+          <w:szCs w:val="28"/>
+        </w:rPr>
+        <w:t xml:space="preserve"> </w:t>
+      </w:r>
+      <w:proofErr w:type="spellStart"/>
+      <w:r>
+        <w:rPr>
+          <w:rFonts w:ascii="Times New Roman" w:hAnsi="Times New Roman" w:cs="Times New Roman"/>
+          <w:b/>
+          <w:bCs/>
+          <w:sz w:val="28"/>
+          <w:szCs w:val="28"/>
+        </w:rPr>
+        <w:t>ClinicaRAG</w:t>
+      </w:r>
+      <w:proofErr w:type="spellEnd"/>
+      <w:r>
+        <w:rPr>
+          <w:rFonts w:ascii="Times New Roman" w:hAnsi="Times New Roman" w:cs="Times New Roman"/>
+          <w:b/>
+          <w:bCs/>
+          <w:sz w:val="28"/>
+          <w:szCs w:val="28"/>
+        </w:rPr>
+        <w:t xml:space="preserve"> with other Existing Models</w:t>
+      </w:r>
+    </w:p>
+    <w:p>
+      <w:pPr>
+        <w:jc w:val="both"/>
+        <w:rPr>
+          <w:rFonts w:ascii="Times New Roman" w:hAnsi="Times New Roman" w:cs="Times New Roman"/>
+          <w:sz w:val="28"/>
+          <w:szCs w:val="28"/>
+        </w:rPr>
+      </w:pPr>
+      <w:r>
+        <w:rPr>
+          <w:noProof/>
+        </w:rPr>
+        <w:drawing>
+          <wp:inline distT="0" distB="0" distL="0" distR="0" wp14:anchorId="7B3561A7" wp14:editId="41B982DB">
+            <wp:extent cx="5731510" cy="2615565"/>
+            <wp:effectExtent l="0" t="0" r="2540" b="0"/>
+            <wp:docPr id="583408269" name="Picture 1"/>
+            <wp:cNvGraphicFramePr>
+              <a:graphicFrameLocks xmlns:a="http://schemas.openxmlformats.org/drawingml/2006/main" noChangeAspect="1"/>
+            </wp:cNvGraphicFramePr>
+            <a:graphic xmlns:a="http://schemas.openxmlformats.org/drawingml/2006/main">
+              <a:graphicData uri="http://schemas.openxmlformats.org/drawingml/2006/picture">
+                <pic:pic xmlns:pic="http://schemas.openxmlformats.org/drawingml/2006/picture">
+                  <pic:nvPicPr>
+                    <pic:cNvPr id="583408269" name=""/>
+                    <pic:cNvPicPr/>
+                  </pic:nvPicPr>
+                  <pic:blipFill>
+                    <a:blip r:embed="rId9"/>
+                    <a:stretch>
+                      <a:fillRect/>
+                    </a:stretch>
+                  </pic:blipFill>
+                  <pic:spPr>
+                    <a:xfrm>
+                      <a:off x="0" y="0"/>
+                      <a:ext cx="5731510" cy="2615565"/>
+                    </a:xfrm>
+                    <a:prstGeom prst="rect">
+                      <a:avLst/>
+                    </a:prstGeom>
+                  </pic:spPr>
+                </pic:pic>
+              </a:graphicData>
+            </a:graphic>
+          </wp:inline>
+        </w:drawing>
+      </w:r>
+    </w:p>
+    <w:p>
+      <w:pPr>
+        <w:jc w:val="both"/>
+        <w:rPr>
+          <w:rFonts w:ascii="Times New Roman" w:hAnsi="Times New Roman" w:cs="Times New Roman"/>
+          <w:sz w:val="28"/>
+          <w:szCs w:val="28"/>
+        </w:rPr>
+      </w:pPr>
+      <w:r>
+        <w:rPr>
+          <w:rFonts w:ascii="Times New Roman" w:hAnsi="Times New Roman" w:cs="Times New Roman"/>
+          <w:sz w:val="28"/>
+          <w:szCs w:val="28"/>
+        </w:rPr>
+        <w:t xml:space="preserve">This table presents a detailed comparative analysis between the proposed </w:t>
+      </w:r>
+      <w:proofErr w:type="spellStart"/>
+      <w:r>
+        <w:rPr>
+          <w:rFonts w:ascii="Times New Roman" w:hAnsi="Times New Roman" w:cs="Times New Roman"/>
+          <w:sz w:val="28"/>
+          <w:szCs w:val="28"/>
+        </w:rPr>
+        <w:t>ClinicaRAG</w:t>
+      </w:r>
+      <w:proofErr w:type="spellEnd"/>
+      <w:r>
+        <w:rPr>
+          <w:rFonts w:ascii="Times New Roman" w:hAnsi="Times New Roman" w:cs="Times New Roman"/>
+          <w:sz w:val="28"/>
+          <w:szCs w:val="28"/>
+        </w:rPr>
+        <w:t xml:space="preserve"> architecture and nine baseline models, including standard RAG, </w:t>
+      </w:r>
+      <w:proofErr w:type="spellStart"/>
+      <w:r>
+        <w:rPr>
+          <w:rFonts w:ascii="Times New Roman" w:hAnsi="Times New Roman" w:cs="Times New Roman"/>
+          <w:sz w:val="28"/>
+          <w:szCs w:val="28"/>
+        </w:rPr>
+        <w:t>BioBERT</w:t>
+      </w:r>
+      <w:proofErr w:type="spellEnd"/>
+      <w:r>
+        <w:rPr>
+          <w:rFonts w:ascii="Times New Roman" w:hAnsi="Times New Roman" w:cs="Times New Roman"/>
+          <w:sz w:val="28"/>
+          <w:szCs w:val="28"/>
+        </w:rPr>
+        <w:t xml:space="preserve">, and standalone LLMs. It evaluates these systems across four core quantitative dimensions to determine relative efficacy in clinical decision support. The benchmark demonstrates that </w:t>
+      </w:r>
+      <w:proofErr w:type="spellStart"/>
+      <w:r>
+        <w:rPr>
+          <w:rFonts w:ascii="Times New Roman" w:hAnsi="Times New Roman" w:cs="Times New Roman"/>
+          <w:sz w:val="28"/>
+          <w:szCs w:val="28"/>
+        </w:rPr>
+        <w:t>ClinicaRAG</w:t>
+      </w:r>
+      <w:proofErr w:type="spellEnd"/>
+      <w:r>
+        <w:rPr>
+          <w:rFonts w:ascii="Times New Roman" w:hAnsi="Times New Roman" w:cs="Times New Roman"/>
+          <w:sz w:val="28"/>
+          <w:szCs w:val="28"/>
+        </w:rPr>
+        <w:t xml:space="preserve"> consistently outperforms the baselines, achieving top-tier Phenotype Recall (94.5%-96.2%) and Entity-Guided F1 scores (95.1%-97.4%). By successfully bridging entity extraction with </w:t>
+      </w:r>
+      <w:r>
+        <w:rPr>
+          <w:rFonts w:ascii="Times New Roman" w:hAnsi="Times New Roman" w:cs="Times New Roman"/>
+          <w:sz w:val="28"/>
+          <w:szCs w:val="28"/>
+        </w:rPr>
+        <w:lastRenderedPageBreak/>
+        <w:t>expansive non-parametric literature retrieval, the system yields a superior, highly calibrated prediction probability of 0.95 to 0.98.</w:t>
+      </w:r>
+    </w:p>
+    <w:p>
+      <w:pPr>
+        <w:jc w:val="both"/>
+        <w:rPr>
+          <w:rFonts w:ascii="Times New Roman" w:hAnsi="Times New Roman" w:cs="Times New Roman"/>
+          <w:sz w:val="28"/>
+          <w:szCs w:val="28"/>
+        </w:rPr>
+      </w:pPr>
+      <w:r>
+        <w:rPr>
+          <w:noProof/>
+        </w:rPr>
+        <w:drawing>
+          <wp:inline distT="0" distB="0" distL="0" distR="0" wp14:anchorId="07DCB5C5" wp14:editId="355A4A80">
+            <wp:extent cx="5731510" cy="3171825"/>
+            <wp:effectExtent l="0" t="0" r="2540" b="9525"/>
+            <wp:docPr id="1759120506" name="Picture 2"/>
+            <wp:cNvGraphicFramePr>
+              <a:graphicFrameLocks xmlns:a="http://schemas.openxmlformats.org/drawingml/2006/main" noChangeAspect="1"/>
+            </wp:cNvGraphicFramePr>
+            <a:graphic xmlns:a="http://schemas.openxmlformats.org/drawingml/2006/main">
+              <a:graphicData uri="http://schemas.openxmlformats.org/drawingml/2006/picture">
+                <pic:pic xmlns:pic="http://schemas.openxmlformats.org/drawingml/2006/picture">
+                  <pic:nvPicPr>
+                    <pic:cNvPr id="1759120506" name="Picture 1759120506"/>
+                    <pic:cNvPicPr/>
+                  </pic:nvPicPr>
+                  <pic:blipFill>
+                    <a:blip r:embed="rId10" cstate="print">
+                      <a:extLst>
+                        <a:ext uri="{28A0092B-C50C-407E-A947-70E740481C1C}">
+                          <a14:useLocalDpi xmlns:a14="http://schemas.microsoft.com/office/drawing/2010/main" val="0"/>
+                        </a:ext>
+                      </a:extLst>
+                    </a:blip>
+                    <a:stretch>
+                      <a:fillRect/>
+                    </a:stretch>
+                  </pic:blipFill>
+                  <pic:spPr>
+                    <a:xfrm>
+                      <a:off x="0" y="0"/>
+                      <a:ext cx="5731510" cy="3171825"/>
+                    </a:xfrm>
+                    <a:prstGeom prst="rect">
+                      <a:avLst/>
+                    </a:prstGeom>
+                  </pic:spPr>
+                </pic:pic>
+              </a:graphicData>
+            </a:graphic>
+          </wp:inline>
+        </w:drawing>
+      </w:r>
+    </w:p>
+    <w:p>
+      <w:pPr>
+        <w:rPr>
+          <w:rFonts w:ascii="Times New Roman" w:hAnsi="Times New Roman" w:cs="Times New Roman"/>
+          <w:sz w:val="28"/>
+          <w:szCs w:val="28"/>
+        </w:rPr>
+      </w:pPr>
+    </w:p>
+    <w:p>
+      <w:pPr>
+        <w:rPr>
+          <w:rFonts w:ascii="Times New Roman" w:hAnsi="Times New Roman" w:cs="Times New Roman"/>
+          <w:sz w:val="28"/>
+          <w:szCs w:val="28"/>
+        </w:rPr>
+      </w:pPr>
     </w:p>
     <w:sectPr>
       <w:pgSz w:w="11906" w:h="16838"/>
@@ -12626,6 +13215,7 @@
   <w:style w:type="paragraph" w:default="1" w:styleId="Normal">
     <w:name w:val="Normal"/>
     <w:qFormat/>
+    <w:rsid w:val="0011422D"/>
   </w:style>
   <w:style w:type="paragraph" w:styleId="Heading1">
     <w:name w:val="heading 1"/>
@@ -12829,6 +13419,7 @@
   <w:style w:type="character" w:default="1" w:styleId="DefaultParagraphFont">
     <w:name w:val="Default Paragraph Font"/>
     <w:uiPriority w:val="1"/>
+    <w:semiHidden/>
     <w:unhideWhenUsed/>
   </w:style>
   <w:style w:type="table" w:default="1" w:styleId="TableNormal">
